--- a/templates/ขออนุมัติโครงการ/3. รายงานการประชุมแบบรูปรายการ_template.docx
+++ b/templates/ขออนุมัติโครงการ/3. รายงานการประชุมแบบรูปรายการ_template.docx
@@ -2308,7 +2308,7 @@
     <w:sectPr>
       <w:headerReference w:type="default" r:id="rId8"/>
       <w:pgSz w:w="11906" w:h="16838"/>
-      <w:pgMar w:top="1418" w:right="1134" w:bottom="1134" w:left="1701" w:header="709" w:footer="709" w:gutter="0"/>
+      <w:pgMar w:top="851" w:right="1134" w:bottom="1134" w:left="1701" w:header="709" w:footer="709" w:gutter="0"/>
       <w:cols w:space="708"/>
       <w:titlePg/>
       <w:docGrid w:linePitch="381"/>
